--- a/docs/MediSlim-OPC运营手册-v1.0.docx
+++ b/docs/MediSlim-OPC运营手册-v1.0.docx
@@ -1542,7 +1542,7 @@
     </w:p>
     <w:p>
       <w:r>
-        <w:t>需要互联网医院医师开方，建立专业品牌形象。处方药是引流入口。</w:t>
+        <w:t>⚠️ 关键限制：社交媒体严禁药品营销。公域只推药食同源+保健品。处方药仅通过互联网医院渠道，由医师推荐。私域(企微1对1)引导到互联网医院评估。</w:t>
       </w:r>
     </w:p>
     <w:tbl>
